--- a/Cloud/AWS CICD Docker Kuberneties.docx
+++ b/Cloud/AWS CICD Docker Kuberneties.docx
@@ -7129,7 +7129,6 @@
             <w:insideH w:val="none" w:color="auto" w:sz="0" w:space="0"/>
             <w:insideV w:val="none" w:color="auto" w:sz="0" w:space="0"/>
           </w:tblBorders>
-          <w:shd w:val="clear" w:color="auto" w:fill="auto"/>
           <w:tblCellMar>
             <w:top w:w="15" w:type="dxa"/>
             <w:left w:w="15" w:type="dxa"/>
@@ -16002,6 +16001,7 @@
         <w:keepLines w:val="0"/>
         <w:widowControl/>
         <w:numPr>
+          <w:ilvl w:val="0"/>
           <w:numId w:val="0"/>
         </w:numPr>
         <w:suppressLineNumbers w:val="0"/>
@@ -16031,6 +16031,7 @@
         <w:keepLines w:val="0"/>
         <w:widowControl/>
         <w:numPr>
+          <w:ilvl w:val="0"/>
           <w:numId w:val="0"/>
         </w:numPr>
         <w:suppressLineNumbers w:val="0"/>
@@ -16050,6 +16051,7 @@
         <w:keepLines w:val="0"/>
         <w:widowControl/>
         <w:numPr>
+          <w:ilvl w:val="0"/>
           <w:numId w:val="0"/>
         </w:numPr>
         <w:suppressLineNumbers w:val="0"/>
@@ -16079,6 +16081,7 @@
         <w:keepLines w:val="0"/>
         <w:widowControl/>
         <w:numPr>
+          <w:ilvl w:val="0"/>
           <w:numId w:val="0"/>
         </w:numPr>
         <w:suppressLineNumbers w:val="0"/>
@@ -16108,6 +16111,7 @@
         <w:keepLines w:val="0"/>
         <w:widowControl/>
         <w:numPr>
+          <w:ilvl w:val="0"/>
           <w:numId w:val="0"/>
         </w:numPr>
         <w:suppressLineNumbers w:val="0"/>
@@ -16137,6 +16141,7 @@
         <w:keepLines w:val="0"/>
         <w:widowControl/>
         <w:numPr>
+          <w:ilvl w:val="0"/>
           <w:numId w:val="0"/>
         </w:numPr>
         <w:suppressLineNumbers w:val="0"/>
@@ -16166,6 +16171,7 @@
         <w:keepLines w:val="0"/>
         <w:widowControl/>
         <w:numPr>
+          <w:ilvl w:val="0"/>
           <w:numId w:val="0"/>
         </w:numPr>
         <w:suppressLineNumbers w:val="0"/>
@@ -16195,6 +16201,7 @@
         <w:keepLines w:val="0"/>
         <w:widowControl/>
         <w:numPr>
+          <w:ilvl w:val="0"/>
           <w:numId w:val="0"/>
         </w:numPr>
         <w:suppressLineNumbers w:val="0"/>
@@ -16244,6 +16251,7 @@
         <w:keepLines w:val="0"/>
         <w:widowControl/>
         <w:numPr>
+          <w:ilvl w:val="0"/>
           <w:numId w:val="0"/>
         </w:numPr>
         <w:suppressLineNumbers w:val="0"/>
@@ -16273,6 +16281,7 @@
         <w:keepLines w:val="0"/>
         <w:widowControl/>
         <w:numPr>
+          <w:ilvl w:val="0"/>
           <w:numId w:val="0"/>
         </w:numPr>
         <w:suppressLineNumbers w:val="0"/>
@@ -16292,6 +16301,7 @@
         <w:keepLines w:val="0"/>
         <w:widowControl/>
         <w:numPr>
+          <w:ilvl w:val="0"/>
           <w:numId w:val="0"/>
         </w:numPr>
         <w:suppressLineNumbers w:val="0"/>
@@ -16321,6 +16331,7 @@
         <w:keepLines w:val="0"/>
         <w:widowControl/>
         <w:numPr>
+          <w:ilvl w:val="0"/>
           <w:numId w:val="0"/>
         </w:numPr>
         <w:suppressLineNumbers w:val="0"/>
@@ -16350,6 +16361,7 @@
         <w:keepLines w:val="0"/>
         <w:widowControl/>
         <w:numPr>
+          <w:ilvl w:val="0"/>
           <w:numId w:val="0"/>
         </w:numPr>
         <w:suppressLineNumbers w:val="0"/>
@@ -16379,6 +16391,7 @@
         <w:keepLines w:val="0"/>
         <w:widowControl/>
         <w:numPr>
+          <w:ilvl w:val="0"/>
           <w:numId w:val="0"/>
         </w:numPr>
         <w:suppressLineNumbers w:val="0"/>
@@ -16408,6 +16421,7 @@
         <w:keepLines w:val="0"/>
         <w:widowControl/>
         <w:numPr>
+          <w:ilvl w:val="0"/>
           <w:numId w:val="0"/>
         </w:numPr>
         <w:suppressLineNumbers w:val="0"/>
@@ -16430,21 +16444,81 @@
         </w:rPr>
         <w:t>DocumentDB</w:t>
       </w:r>
+    </w:p>
+    <w:p>
+      <w:pPr>
+        <w:numPr>
+          <w:ilvl w:val="0"/>
+          <w:numId w:val="0"/>
+        </w:numPr>
+        <w:ind w:leftChars="0"/>
+        <w:rPr>
+          <w:rFonts w:hint="default"/>
+          <w:lang w:val="en-US"/>
+        </w:rPr>
+      </w:pPr>
+    </w:p>
+    <w:p>
+      <w:pPr>
+        <w:numPr>
+          <w:ilvl w:val="0"/>
+          <w:numId w:val="1"/>
+        </w:numPr>
+        <w:ind w:left="0" w:leftChars="0" w:firstLine="0" w:firstLineChars="0"/>
+        <w:rPr>
+          <w:rFonts w:hint="default"/>
+          <w:lang w:val="en-US"/>
+        </w:rPr>
+      </w:pPr>
+      <w:r>
+        <w:rPr>
+          <w:rFonts w:hint="default"/>
+          <w:lang w:val="en-US"/>
+        </w:rPr>
+        <w:t>Where to maintain docker in production?</w:t>
+      </w:r>
+    </w:p>
+    <w:p>
+      <w:pPr>
+        <w:numPr>
+          <w:ilvl w:val="0"/>
+          <w:numId w:val="1"/>
+        </w:numPr>
+        <w:ind w:left="0" w:leftChars="0" w:firstLine="0" w:firstLineChars="0"/>
+        <w:rPr>
+          <w:rFonts w:hint="default"/>
+          <w:lang w:val="en-US"/>
+        </w:rPr>
+      </w:pPr>
+      <w:r>
+        <w:rPr>
+          <w:rFonts w:hint="default"/>
+          <w:lang w:val="en-US"/>
+        </w:rPr>
+        <w:t>What is the use of docker?</w:t>
+      </w:r>
+    </w:p>
+    <w:p>
+      <w:pPr>
+        <w:numPr>
+          <w:ilvl w:val="0"/>
+          <w:numId w:val="1"/>
+        </w:numPr>
+        <w:ind w:left="0" w:leftChars="0" w:firstLine="0" w:firstLineChars="0"/>
+        <w:rPr>
+          <w:rFonts w:hint="default"/>
+          <w:lang w:val="en-US"/>
+        </w:rPr>
+      </w:pPr>
+      <w:r>
+        <w:rPr>
+          <w:rFonts w:hint="default"/>
+          <w:lang w:val="en-US"/>
+        </w:rPr>
+        <w:t xml:space="preserve"> </w:t>
+      </w:r>
       <w:bookmarkStart w:id="0" w:name="_GoBack"/>
       <w:bookmarkEnd w:id="0"/>
-    </w:p>
-    <w:p>
-      <w:pPr>
-        <w:numPr>
-          <w:ilvl w:val="0"/>
-          <w:numId w:val="0"/>
-        </w:numPr>
-        <w:ind w:leftChars="0"/>
-        <w:rPr>
-          <w:rFonts w:hint="default"/>
-          <w:lang w:val="en-US"/>
-        </w:rPr>
-      </w:pPr>
     </w:p>
     <w:p>
       <w:pPr>
